--- a/Apuntes/OodooRelated_RelevantFormation.docx
+++ b/Apuntes/OodooRelated_RelevantFormation.docx
@@ -3,13 +3,29 @@
 <w:document xmlns:wpc="http://schemas.microsoft.com/office/word/2010/wordprocessingCanvas" xmlns:cx="http://schemas.microsoft.com/office/drawing/2014/chartex" xmlns:cx1="http://schemas.microsoft.com/office/drawing/2015/9/8/chartex" xmlns:cx2="http://schemas.microsoft.com/office/drawing/2015/10/21/chartex" xmlns:cx3="http://schemas.microsoft.com/office/drawing/2016/5/9/chartex" xmlns:cx4="http://schemas.microsoft.com/office/drawing/2016/5/10/chartex" xmlns:cx5="http://schemas.microsoft.com/office/drawing/2016/5/11/chartex" xmlns:cx6="http://schemas.microsoft.com/office/drawing/2016/5/12/chartex" xmlns:cx7="http://schemas.microsoft.com/office/drawing/2016/5/13/chartex" xmlns:cx8="http://schemas.microsoft.com/office/drawing/2016/5/14/chartex" xmlns:mc="http://schemas.openxmlformats.org/markup-compatibility/2006" xmlns:aink="http://schemas.microsoft.com/office/drawing/2016/ink" xmlns:am3d="http://schemas.microsoft.com/office/drawing/2017/model3d" xmlns:o="urn:schemas-microsoft-com:office:office" xmlns:oel="http://schemas.microsoft.com/office/2019/extlst" xmlns:r="http://schemas.openxmlformats.org/officeDocument/2006/relationships" xmlns:m="http://schemas.openxmlformats.org/officeDocument/2006/math" xmlns:v="urn:schemas-microsoft-com:vml" xmlns:wp14="http://schemas.microsoft.com/office/word/2010/wordprocessingDrawing" xmlns:wp="http://schemas.openxmlformats.org/drawingml/2006/wordprocessingDrawing" xmlns:w10="urn:schemas-microsoft-com:office:word" xmlns:w="http://schemas.openxmlformats.org/wordprocessingml/2006/main" xmlns:w14="http://schemas.microsoft.com/office/word/2010/wordml" xmlns:w15="http://schemas.microsoft.com/office/word/2012/wordml" xmlns:w16cex="http://schemas.microsoft.com/office/word/2018/wordml/cex" xmlns:w16cid="http://schemas.microsoft.com/office/word/2016/wordml/cid" xmlns:w16="http://schemas.microsoft.com/office/word/2018/wordml" xmlns:w16du="http://schemas.microsoft.com/office/word/2023/wordml/word16du" xmlns:w16sdtdh="http://schemas.microsoft.com/office/word/2020/wordml/sdtdatahash" xmlns:w16sdtfl="http://schemas.microsoft.com/office/word/2024/wordml/sdtformatlock" xmlns:w16se="http://schemas.microsoft.com/office/word/2015/wordml/symex" xmlns:wpg="http://schemas.microsoft.com/office/word/2010/wordprocessingGroup" xmlns:wpi="http://schemas.microsoft.com/office/word/2010/wordprocessingInk" xmlns:wne="http://schemas.microsoft.com/office/word/2006/wordml" xmlns:wps="http://schemas.microsoft.com/office/word/2010/wordprocessingShape" mc:Ignorable="w14 w15 w16se w16cid w16 w16cex w16sdtdh w16sdtfl w16du wp14">
   <w:body>
     <w:p>
-      <w:r>
-        <w:t>Oodoo’s stack of knowledge required:</w:t>
-      </w:r>
-    </w:p>
-    <w:p>
-      <w:pPr>
-        <w:pStyle w:val="Prrafodelista"/>
+      <w:pPr>
+        <w:rPr>
+          <w:lang w:val="en-US"/>
+        </w:rPr>
+      </w:pPr>
+      <w:proofErr w:type="spellStart"/>
+      <w:r>
+        <w:rPr>
+          <w:lang w:val="en-US"/>
+        </w:rPr>
+        <w:t>Oodoo’s</w:t>
+      </w:r>
+      <w:proofErr w:type="spellEnd"/>
+      <w:r>
+        <w:rPr>
+          <w:lang w:val="en-US"/>
+        </w:rPr>
+        <w:t xml:space="preserve"> stack of knowledge required:</w:t>
+      </w:r>
+    </w:p>
+    <w:p>
+      <w:pPr>
+        <w:pStyle w:val="ListParagraph"/>
         <w:numPr>
           <w:ilvl w:val="0"/>
           <w:numId w:val="1"/>
@@ -21,7 +37,7 @@
     </w:p>
     <w:p>
       <w:pPr>
-        <w:pStyle w:val="Prrafodelista"/>
+        <w:pStyle w:val="ListParagraph"/>
         <w:numPr>
           <w:ilvl w:val="1"/>
           <w:numId w:val="1"/>
@@ -30,7 +46,7 @@
       <w:hyperlink r:id="rId5" w:history="1">
         <w:r>
           <w:rPr>
-            <w:rStyle w:val="Hipervnculo"/>
+            <w:rStyle w:val="Hyperlink"/>
           </w:rPr>
           <w:t>Normal</w:t>
         </w:r>
@@ -41,7 +57,7 @@
     </w:p>
     <w:p>
       <w:pPr>
-        <w:pStyle w:val="Prrafodelista"/>
+        <w:pStyle w:val="ListParagraph"/>
         <w:numPr>
           <w:ilvl w:val="1"/>
           <w:numId w:val="1"/>
@@ -50,7 +66,7 @@
       <w:hyperlink r:id="rId6" w:history="1">
         <w:r>
           <w:rPr>
-            <w:rStyle w:val="Hipervnculo"/>
+            <w:rStyle w:val="Hyperlink"/>
           </w:rPr>
           <w:t>Docker</w:t>
         </w:r>
@@ -61,7 +77,7 @@
     </w:p>
     <w:p>
       <w:pPr>
-        <w:pStyle w:val="Prrafodelista"/>
+        <w:pStyle w:val="ListParagraph"/>
         <w:numPr>
           <w:ilvl w:val="0"/>
           <w:numId w:val="1"/>
@@ -76,19 +92,21 @@
     </w:p>
     <w:p>
       <w:pPr>
-        <w:pStyle w:val="Prrafodelista"/>
+        <w:pStyle w:val="ListParagraph"/>
         <w:numPr>
           <w:ilvl w:val="1"/>
           <w:numId w:val="1"/>
         </w:numPr>
       </w:pPr>
       <w:hyperlink r:id="rId7" w:history="1">
+        <w:proofErr w:type="spellStart"/>
         <w:r>
           <w:rPr>
-            <w:rStyle w:val="Hipervnculo"/>
+            <w:rStyle w:val="Hyperlink"/>
           </w:rPr>
           <w:t>Intro</w:t>
         </w:r>
+        <w:proofErr w:type="spellEnd"/>
       </w:hyperlink>
       <w:r>
         <w:t>:</w:t>
@@ -96,19 +114,24 @@
     </w:p>
     <w:p>
       <w:pPr>
-        <w:pStyle w:val="Prrafodelista"/>
+        <w:pStyle w:val="ListParagraph"/>
         <w:numPr>
           <w:ilvl w:val="0"/>
           <w:numId w:val="1"/>
         </w:numPr>
       </w:pPr>
       <w:r>
-        <w:t>Git/Github</w:t>
-      </w:r>
-    </w:p>
-    <w:p>
-      <w:pPr>
-        <w:pStyle w:val="Prrafodelista"/>
+        <w:t>Git/</w:t>
+      </w:r>
+      <w:proofErr w:type="spellStart"/>
+      <w:r>
+        <w:t>Github</w:t>
+      </w:r>
+      <w:proofErr w:type="spellEnd"/>
+    </w:p>
+    <w:p>
+      <w:pPr>
+        <w:pStyle w:val="ListParagraph"/>
         <w:numPr>
           <w:ilvl w:val="0"/>
           <w:numId w:val="1"/>
@@ -120,7 +143,7 @@
     </w:p>
     <w:p>
       <w:pPr>
-        <w:pStyle w:val="Prrafodelista"/>
+        <w:pStyle w:val="ListParagraph"/>
         <w:numPr>
           <w:ilvl w:val="0"/>
           <w:numId w:val="1"/>
@@ -132,7 +155,7 @@
     </w:p>
     <w:p>
       <w:pPr>
-        <w:pStyle w:val="Prrafodelista"/>
+        <w:pStyle w:val="ListParagraph"/>
         <w:numPr>
           <w:ilvl w:val="0"/>
           <w:numId w:val="1"/>
@@ -144,7 +167,7 @@
     </w:p>
     <w:p>
       <w:pPr>
-        <w:pStyle w:val="Prrafodelista"/>
+        <w:pStyle w:val="ListParagraph"/>
         <w:numPr>
           <w:ilvl w:val="0"/>
           <w:numId w:val="1"/>
@@ -159,31 +182,38 @@
     </w:p>
     <w:p>
       <w:pPr>
-        <w:pStyle w:val="Prrafodelista"/>
+        <w:pStyle w:val="ListParagraph"/>
         <w:numPr>
           <w:ilvl w:val="0"/>
           <w:numId w:val="1"/>
         </w:numPr>
       </w:pPr>
-      <w:r>
-        <w:t>Frameworks (Python)</w:t>
-      </w:r>
-    </w:p>
-    <w:p>
-      <w:pPr>
-        <w:pStyle w:val="Prrafodelista"/>
+      <w:proofErr w:type="spellStart"/>
+      <w:r>
+        <w:t>Frameworks</w:t>
+      </w:r>
+      <w:proofErr w:type="spellEnd"/>
+      <w:r>
+        <w:t xml:space="preserve"> (Python)</w:t>
+      </w:r>
+    </w:p>
+    <w:p>
+      <w:pPr>
+        <w:pStyle w:val="ListParagraph"/>
         <w:numPr>
           <w:ilvl w:val="0"/>
           <w:numId w:val="1"/>
         </w:numPr>
       </w:pPr>
+      <w:proofErr w:type="spellStart"/>
       <w:r>
         <w:t>Cibersecurity</w:t>
       </w:r>
-    </w:p>
-    <w:p>
-      <w:pPr>
-        <w:pStyle w:val="Prrafodelista"/>
+      <w:proofErr w:type="spellEnd"/>
+    </w:p>
+    <w:p>
+      <w:pPr>
+        <w:pStyle w:val="ListParagraph"/>
         <w:numPr>
           <w:ilvl w:val="0"/>
           <w:numId w:val="1"/>
@@ -195,31 +225,49 @@
     </w:p>
     <w:p>
       <w:pPr>
-        <w:pStyle w:val="Prrafodelista"/>
+        <w:pStyle w:val="ListParagraph"/>
         <w:numPr>
           <w:ilvl w:val="0"/>
           <w:numId w:val="1"/>
         </w:numPr>
       </w:pPr>
-      <w:r>
-        <w:t>API’s?</w:t>
-      </w:r>
-    </w:p>
-    <w:p>
-      <w:pPr>
-        <w:pStyle w:val="Prrafodelista"/>
+      <w:proofErr w:type="spellStart"/>
+      <w:r>
+        <w:t>API’s</w:t>
+      </w:r>
+      <w:proofErr w:type="spellEnd"/>
+      <w:r>
+        <w:t>?</w:t>
+      </w:r>
+    </w:p>
+    <w:p>
+      <w:pPr>
+        <w:pStyle w:val="ListParagraph"/>
         <w:numPr>
           <w:ilvl w:val="0"/>
           <w:numId w:val="1"/>
         </w:numPr>
       </w:pPr>
       <w:r>
-        <w:t>Meta-información (DataGobernance?)</w:t>
-      </w:r>
-    </w:p>
-    <w:p>
-      <w:pPr>
-        <w:pStyle w:val="Prrafodelista"/>
+        <w:t>Meta-información (</w:t>
+      </w:r>
+      <w:proofErr w:type="spellStart"/>
+      <w:proofErr w:type="gramStart"/>
+      <w:r>
+        <w:t>DataGobernance</w:t>
+      </w:r>
+      <w:proofErr w:type="spellEnd"/>
+      <w:r>
+        <w:t>?</w:t>
+      </w:r>
+      <w:proofErr w:type="gramEnd"/>
+      <w:r>
+        <w:t>)</w:t>
+      </w:r>
+    </w:p>
+    <w:p>
+      <w:pPr>
+        <w:pStyle w:val="ListParagraph"/>
         <w:numPr>
           <w:ilvl w:val="0"/>
           <w:numId w:val="1"/>
@@ -231,7 +279,7 @@
     </w:p>
     <w:p>
       <w:pPr>
-        <w:pStyle w:val="Prrafodelista"/>
+        <w:pStyle w:val="ListParagraph"/>
         <w:numPr>
           <w:ilvl w:val="0"/>
           <w:numId w:val="1"/>
@@ -243,7 +291,7 @@
     </w:p>
     <w:p>
       <w:pPr>
-        <w:pStyle w:val="Prrafodelista"/>
+        <w:pStyle w:val="ListParagraph"/>
         <w:numPr>
           <w:ilvl w:val="1"/>
           <w:numId w:val="1"/>
@@ -255,43 +303,67 @@
     </w:p>
     <w:p>
       <w:pPr>
-        <w:pStyle w:val="Prrafodelista"/>
+        <w:pStyle w:val="ListParagraph"/>
         <w:numPr>
           <w:ilvl w:val="1"/>
           <w:numId w:val="1"/>
         </w:numPr>
       </w:pPr>
+      <w:proofErr w:type="spellStart"/>
+      <w:r>
+        <w:t>Kernel</w:t>
+      </w:r>
+      <w:proofErr w:type="spellEnd"/>
+    </w:p>
+    <w:p>
+      <w:pPr>
+        <w:pStyle w:val="ListParagraph"/>
+        <w:numPr>
+          <w:ilvl w:val="1"/>
+          <w:numId w:val="1"/>
+        </w:numPr>
+      </w:pPr>
       <w:r>
         <w:t>CI/CD</w:t>
       </w:r>
     </w:p>
     <w:p>
       <w:pPr>
-        <w:pStyle w:val="Prrafodelista"/>
+        <w:pStyle w:val="ListParagraph"/>
         <w:numPr>
           <w:ilvl w:val="1"/>
           <w:numId w:val="1"/>
         </w:numPr>
       </w:pPr>
       <w:r>
-        <w:t>SSH acces</w:t>
-      </w:r>
-    </w:p>
-    <w:p>
-      <w:pPr>
-        <w:pStyle w:val="Prrafodelista"/>
+        <w:t xml:space="preserve">SSH </w:t>
+      </w:r>
+      <w:proofErr w:type="spellStart"/>
+      <w:r>
+        <w:t>acces</w:t>
+      </w:r>
+      <w:proofErr w:type="spellEnd"/>
+    </w:p>
+    <w:p>
+      <w:pPr>
+        <w:pStyle w:val="ListParagraph"/>
         <w:numPr>
           <w:ilvl w:val="1"/>
           <w:numId w:val="1"/>
         </w:numPr>
       </w:pPr>
       <w:r>
-        <w:t>DNS &amp; routes</w:t>
-      </w:r>
-    </w:p>
-    <w:p>
-      <w:pPr>
-        <w:pStyle w:val="Prrafodelista"/>
+        <w:t xml:space="preserve">DNS &amp; </w:t>
+      </w:r>
+      <w:proofErr w:type="spellStart"/>
+      <w:r>
+        <w:t>routes</w:t>
+      </w:r>
+      <w:proofErr w:type="spellEnd"/>
+    </w:p>
+    <w:p>
+      <w:pPr>
+        <w:pStyle w:val="ListParagraph"/>
         <w:numPr>
           <w:ilvl w:val="1"/>
           <w:numId w:val="1"/>
@@ -306,29 +378,205 @@
     </w:p>
     <w:p>
       <w:pPr>
-        <w:pStyle w:val="Prrafodelista"/>
+        <w:pStyle w:val="ListParagraph"/>
+        <w:numPr>
+          <w:ilvl w:val="1"/>
+          <w:numId w:val="1"/>
+        </w:numPr>
+      </w:pPr>
+      <w:r>
+        <w:t xml:space="preserve">DLP (Data </w:t>
+      </w:r>
+      <w:proofErr w:type="spellStart"/>
+      <w:r>
+        <w:t>leak</w:t>
+      </w:r>
+      <w:proofErr w:type="spellEnd"/>
+      <w:r>
+        <w:t xml:space="preserve"> </w:t>
+      </w:r>
+      <w:proofErr w:type="spellStart"/>
+      <w:r>
+        <w:t>protection</w:t>
+      </w:r>
+      <w:proofErr w:type="spellEnd"/>
+      <w:r>
+        <w:t>)</w:t>
+      </w:r>
+    </w:p>
+    <w:p>
+      <w:pPr>
+        <w:pStyle w:val="ListParagraph"/>
+        <w:numPr>
+          <w:ilvl w:val="1"/>
+          <w:numId w:val="1"/>
+        </w:numPr>
+      </w:pPr>
+      <w:r>
+        <w:t>SSH / OAUTH</w:t>
+      </w:r>
+    </w:p>
+    <w:p>
+      <w:pPr>
+        <w:pStyle w:val="ListParagraph"/>
+        <w:numPr>
+          <w:ilvl w:val="1"/>
+          <w:numId w:val="1"/>
+        </w:numPr>
+      </w:pPr>
+      <w:r>
+        <w:t xml:space="preserve">RSS vs </w:t>
+      </w:r>
+      <w:proofErr w:type="spellStart"/>
+      <w:r>
+        <w:t>hhtp</w:t>
+      </w:r>
+      <w:proofErr w:type="spellEnd"/>
+    </w:p>
+    <w:p>
+      <w:pPr>
+        <w:pStyle w:val="ListParagraph"/>
+        <w:numPr>
+          <w:ilvl w:val="1"/>
+          <w:numId w:val="1"/>
+        </w:numPr>
+      </w:pPr>
+      <w:r>
+        <w:t>CLI vs API</w:t>
+      </w:r>
+    </w:p>
+    <w:p>
+      <w:pPr>
+        <w:pStyle w:val="ListParagraph"/>
+        <w:numPr>
+          <w:ilvl w:val="1"/>
+          <w:numId w:val="1"/>
+        </w:numPr>
+      </w:pPr>
+      <w:proofErr w:type="spellStart"/>
+      <w:r>
+        <w:t>webhook</w:t>
+      </w:r>
+      <w:proofErr w:type="spellEnd"/>
+    </w:p>
+    <w:p>
+      <w:pPr>
+        <w:pStyle w:val="ListParagraph"/>
+        <w:numPr>
+          <w:ilvl w:val="1"/>
+          <w:numId w:val="1"/>
+        </w:numPr>
+      </w:pPr>
+      <w:r>
+        <w:t>EC2 virtual machine?</w:t>
+      </w:r>
+    </w:p>
+    <w:p>
+      <w:pPr>
+        <w:pStyle w:val="ListParagraph"/>
+        <w:numPr>
+          <w:ilvl w:val="1"/>
+          <w:numId w:val="1"/>
+        </w:numPr>
+        <w:rPr>
+          <w:lang w:val="en-US"/>
+        </w:rPr>
+      </w:pPr>
+      <w:r>
+        <w:rPr>
+          <w:lang w:val="en-US"/>
+        </w:rPr>
+        <w:t xml:space="preserve">RSA </w:t>
+      </w:r>
+      <w:proofErr w:type="gramStart"/>
+      <w:r>
+        <w:rPr>
+          <w:lang w:val="en-US"/>
+        </w:rPr>
+        <w:t>( encrypted</w:t>
+      </w:r>
+      <w:proofErr w:type="gramEnd"/>
+      <w:r>
+        <w:rPr>
+          <w:lang w:val="en-US"/>
+        </w:rPr>
+        <w:t xml:space="preserve"> private and </w:t>
+      </w:r>
+      <w:proofErr w:type="spellStart"/>
+      <w:r>
+        <w:rPr>
+          <w:lang w:val="en-US"/>
+        </w:rPr>
+        <w:t>publick</w:t>
+      </w:r>
+      <w:proofErr w:type="spellEnd"/>
+      <w:r>
+        <w:rPr>
+          <w:lang w:val="en-US"/>
+        </w:rPr>
+        <w:t xml:space="preserve"> key pair) vs SSH</w:t>
+      </w:r>
+    </w:p>
+    <w:p>
+      <w:pPr>
+        <w:pStyle w:val="ListParagraph"/>
+        <w:numPr>
+          <w:ilvl w:val="1"/>
+          <w:numId w:val="1"/>
+        </w:numPr>
+        <w:rPr>
+          <w:lang w:val="en-US"/>
+        </w:rPr>
+      </w:pPr>
+    </w:p>
+    <w:p>
+      <w:pPr>
+        <w:pStyle w:val="ListParagraph"/>
         <w:numPr>
           <w:ilvl w:val="0"/>
           <w:numId w:val="1"/>
         </w:numPr>
       </w:pPr>
-      <w:r>
-        <w:t xml:space="preserve">OCR’s (Optical Character Recognition). </w:t>
-      </w:r>
-    </w:p>
-    <w:p>
-      <w:pPr>
-        <w:pStyle w:val="Prrafodelista"/>
+      <w:proofErr w:type="spellStart"/>
+      <w:r>
+        <w:t>OCR’s</w:t>
+      </w:r>
+      <w:proofErr w:type="spellEnd"/>
+      <w:r>
+        <w:t xml:space="preserve"> (</w:t>
+      </w:r>
+      <w:proofErr w:type="spellStart"/>
+      <w:r>
+        <w:t>Optical</w:t>
+      </w:r>
+      <w:proofErr w:type="spellEnd"/>
+      <w:r>
+        <w:t xml:space="preserve"> Character </w:t>
+      </w:r>
+      <w:proofErr w:type="spellStart"/>
+      <w:r>
+        <w:t>Recognition</w:t>
+      </w:r>
+      <w:proofErr w:type="spellEnd"/>
+      <w:r>
+        <w:t xml:space="preserve">). </w:t>
+      </w:r>
+    </w:p>
+    <w:p>
+      <w:pPr>
+        <w:pStyle w:val="ListParagraph"/>
         <w:numPr>
           <w:ilvl w:val="1"/>
           <w:numId w:val="1"/>
         </w:numPr>
       </w:pPr>
-      <w:r>
-        <w:t xml:space="preserve">Odoo: </w:t>
-      </w:r>
-      <w:r>
-        <w:t>98’3% éxito según ellos (PDF + Imágenes).</w:t>
+      <w:proofErr w:type="spellStart"/>
+      <w:r>
+        <w:t>Odoo</w:t>
+      </w:r>
+      <w:proofErr w:type="spellEnd"/>
+      <w:r>
+        <w:t>: 98’3% éxito según ellos (PDF + Imágenes).</w:t>
       </w:r>
       <w:r>
         <w:t xml:space="preserve"> (Tiene coste).</w:t>
@@ -336,43 +584,58 @@
     </w:p>
     <w:p>
       <w:pPr>
-        <w:pStyle w:val="Prrafodelista"/>
+        <w:pStyle w:val="ListParagraph"/>
         <w:numPr>
           <w:ilvl w:val="0"/>
           <w:numId w:val="1"/>
         </w:numPr>
       </w:pPr>
-      <w:r>
-        <w:t>Accounting Module:</w:t>
-      </w:r>
-    </w:p>
-    <w:p>
-      <w:pPr>
-        <w:pStyle w:val="Prrafodelista"/>
+      <w:proofErr w:type="spellStart"/>
+      <w:r>
+        <w:t>Accounting</w:t>
+      </w:r>
+      <w:proofErr w:type="spellEnd"/>
+      <w:r>
+        <w:t xml:space="preserve"> Module:</w:t>
+      </w:r>
+    </w:p>
+    <w:p>
+      <w:pPr>
+        <w:pStyle w:val="ListParagraph"/>
         <w:numPr>
           <w:ilvl w:val="1"/>
           <w:numId w:val="1"/>
         </w:numPr>
       </w:pPr>
-      <w:r>
-        <w:t>Conciliation.</w:t>
-      </w:r>
-    </w:p>
-    <w:p>
-      <w:pPr>
-        <w:pStyle w:val="Prrafodelista"/>
+      <w:proofErr w:type="spellStart"/>
+      <w:r>
+        <w:t>Conciliation</w:t>
+      </w:r>
+      <w:proofErr w:type="spellEnd"/>
+      <w:r>
+        <w:t>.</w:t>
+      </w:r>
+    </w:p>
+    <w:p>
+      <w:pPr>
+        <w:pStyle w:val="ListParagraph"/>
         <w:numPr>
           <w:ilvl w:val="1"/>
           <w:numId w:val="1"/>
         </w:numPr>
       </w:pPr>
-      <w:r>
-        <w:t>Tutorials:</w:t>
-      </w:r>
-    </w:p>
-    <w:p>
-      <w:pPr>
-        <w:pStyle w:val="Prrafodelista"/>
+      <w:proofErr w:type="spellStart"/>
+      <w:r>
+        <w:t>Tutorials</w:t>
+      </w:r>
+      <w:proofErr w:type="spellEnd"/>
+      <w:r>
+        <w:t>:</w:t>
+      </w:r>
+    </w:p>
+    <w:p>
+      <w:pPr>
+        <w:pStyle w:val="ListParagraph"/>
         <w:numPr>
           <w:ilvl w:val="2"/>
           <w:numId w:val="1"/>
@@ -381,7 +644,7 @@
       <w:hyperlink r:id="rId8" w:history="1">
         <w:r>
           <w:rPr>
-            <w:rStyle w:val="Hipervnculo"/>
+            <w:rStyle w:val="Hyperlink"/>
           </w:rPr>
           <w:t>https://www.youtube.com/watch?v=CZOXYz73gZM&amp;list=PL1-aSABtP6ADAzBTqJWOw6WeYTT8AeKZ_</w:t>
         </w:r>
@@ -389,7 +652,7 @@
     </w:p>
     <w:p>
       <w:pPr>
-        <w:pStyle w:val="Prrafodelista"/>
+        <w:pStyle w:val="ListParagraph"/>
         <w:numPr>
           <w:ilvl w:val="2"/>
           <w:numId w:val="1"/>
@@ -398,7 +661,7 @@
       <w:hyperlink r:id="rId9" w:history="1">
         <w:r>
           <w:rPr>
-            <w:rStyle w:val="Hipervnculo"/>
+            <w:rStyle w:val="Hyperlink"/>
           </w:rPr>
           <w:t>https://www.youtube.com/watch?v=fvTZMX6V5OI&amp;list=PL1oT_5mNYVTNbpnFiiDG1kP-qyvYI-nff</w:t>
         </w:r>
@@ -406,7 +669,7 @@
     </w:p>
     <w:p>
       <w:pPr>
-        <w:pStyle w:val="Prrafodelista"/>
+        <w:pStyle w:val="ListParagraph"/>
         <w:numPr>
           <w:ilvl w:val="2"/>
           <w:numId w:val="1"/>
@@ -418,19 +681,24 @@
     </w:p>
     <w:p>
       <w:pPr>
-        <w:pStyle w:val="Prrafodelista"/>
+        <w:pStyle w:val="ListParagraph"/>
         <w:numPr>
           <w:ilvl w:val="1"/>
           <w:numId w:val="1"/>
         </w:numPr>
       </w:pPr>
-      <w:r>
-        <w:t>Verifactu:</w:t>
-      </w:r>
-    </w:p>
-    <w:p>
-      <w:pPr>
-        <w:pStyle w:val="Prrafodelista"/>
+      <w:proofErr w:type="spellStart"/>
+      <w:r>
+        <w:t>Verifactu</w:t>
+      </w:r>
+      <w:proofErr w:type="spellEnd"/>
+      <w:r>
+        <w:t>:</w:t>
+      </w:r>
+    </w:p>
+    <w:p>
+      <w:pPr>
+        <w:pStyle w:val="ListParagraph"/>
         <w:numPr>
           <w:ilvl w:val="2"/>
           <w:numId w:val="1"/>
@@ -439,7 +707,7 @@
       <w:hyperlink r:id="rId10" w:history="1">
         <w:r>
           <w:rPr>
-            <w:rStyle w:val="Hipervnculo"/>
+            <w:rStyle w:val="Hyperlink"/>
           </w:rPr>
           <w:t>https://www.youtube.com/results?search_query=verifactu+odoo+community</w:t>
         </w:r>
@@ -447,7 +715,7 @@
     </w:p>
     <w:p>
       <w:pPr>
-        <w:pStyle w:val="Prrafodelista"/>
+        <w:pStyle w:val="ListParagraph"/>
         <w:numPr>
           <w:ilvl w:val="2"/>
           <w:numId w:val="1"/>
@@ -456,7 +724,7 @@
     </w:p>
     <w:p>
       <w:pPr>
-        <w:pStyle w:val="Prrafodelista"/>
+        <w:pStyle w:val="ListParagraph"/>
         <w:numPr>
           <w:ilvl w:val="0"/>
           <w:numId w:val="1"/>
@@ -468,7 +736,7 @@
     </w:p>
     <w:p>
       <w:pPr>
-        <w:pStyle w:val="Prrafodelista"/>
+        <w:pStyle w:val="ListParagraph"/>
         <w:numPr>
           <w:ilvl w:val="1"/>
           <w:numId w:val="1"/>
@@ -480,7 +748,7 @@
     </w:p>
     <w:p>
       <w:pPr>
-        <w:pStyle w:val="Prrafodelista"/>
+        <w:pStyle w:val="ListParagraph"/>
         <w:numPr>
           <w:ilvl w:val="2"/>
           <w:numId w:val="1"/>
@@ -492,7 +760,7 @@
     </w:p>
     <w:p>
       <w:pPr>
-        <w:pStyle w:val="Prrafodelista"/>
+        <w:pStyle w:val="ListParagraph"/>
         <w:numPr>
           <w:ilvl w:val="3"/>
           <w:numId w:val="1"/>
@@ -501,7 +769,7 @@
       <w:hyperlink r:id="rId11" w:history="1">
         <w:r>
           <w:rPr>
-            <w:rStyle w:val="Hipervnculo"/>
+            <w:rStyle w:val="Hyperlink"/>
           </w:rPr>
           <w:t>https://www.youtube.com/watch?v=bwYD9gXeh2E&amp;list=PLXwzJRuH--eYHB3OD2wATjzJ83UAp2WQs</w:t>
         </w:r>
@@ -509,7 +777,7 @@
     </w:p>
     <w:p>
       <w:pPr>
-        <w:pStyle w:val="Prrafodelista"/>
+        <w:pStyle w:val="ListParagraph"/>
         <w:numPr>
           <w:ilvl w:val="3"/>
           <w:numId w:val="1"/>
@@ -518,7 +786,7 @@
       <w:hyperlink r:id="rId12" w:history="1">
         <w:r>
           <w:rPr>
-            <w:rStyle w:val="Hipervnculo"/>
+            <w:rStyle w:val="Hyperlink"/>
           </w:rPr>
           <w:t>https://www.youtube.com/watch?v=XgEiDBTQXDA&amp;list=PLXwzJRuH--eZn0SMw79wDSVlFT0Qtcn9j</w:t>
         </w:r>
@@ -526,7 +794,7 @@
     </w:p>
     <w:p>
       <w:pPr>
-        <w:pStyle w:val="Prrafodelista"/>
+        <w:pStyle w:val="ListParagraph"/>
         <w:numPr>
           <w:ilvl w:val="3"/>
           <w:numId w:val="1"/>
@@ -535,7 +803,7 @@
       <w:hyperlink r:id="rId13" w:history="1">
         <w:r>
           <w:rPr>
-            <w:rStyle w:val="Hipervnculo"/>
+            <w:rStyle w:val="Hyperlink"/>
           </w:rPr>
           <w:t>https://www.youtube.com/watch?v=StNGAQ3hQ9w</w:t>
         </w:r>
@@ -543,7 +811,7 @@
     </w:p>
     <w:p>
       <w:pPr>
-        <w:pStyle w:val="Prrafodelista"/>
+        <w:pStyle w:val="ListParagraph"/>
         <w:numPr>
           <w:ilvl w:val="3"/>
           <w:numId w:val="1"/>
@@ -552,7 +820,7 @@
       <w:hyperlink r:id="rId14" w:history="1">
         <w:r>
           <w:rPr>
-            <w:rStyle w:val="Hipervnculo"/>
+            <w:rStyle w:val="Hyperlink"/>
           </w:rPr>
           <w:t>https://www.youtube.com/watch?v=8iAKtwCi2Sk&amp;t=347s</w:t>
         </w:r>
@@ -560,7 +828,7 @@
     </w:p>
     <w:p>
       <w:pPr>
-        <w:pStyle w:val="Prrafodelista"/>
+        <w:pStyle w:val="ListParagraph"/>
         <w:numPr>
           <w:ilvl w:val="0"/>
           <w:numId w:val="1"/>
@@ -572,7 +840,7 @@
     </w:p>
     <w:p>
       <w:pPr>
-        <w:pStyle w:val="Prrafodelista"/>
+        <w:pStyle w:val="ListParagraph"/>
         <w:numPr>
           <w:ilvl w:val="0"/>
           <w:numId w:val="1"/>
@@ -581,7 +849,7 @@
       <w:hyperlink r:id="rId15" w:history="1">
         <w:r>
           <w:rPr>
-            <w:rStyle w:val="Hipervnculo"/>
+            <w:rStyle w:val="Hyperlink"/>
           </w:rPr>
           <w:t>https://www.youtube.com/results?search_query=odoo+on+premise+upgrade</w:t>
         </w:r>
@@ -589,7 +857,7 @@
     </w:p>
     <w:p>
       <w:pPr>
-        <w:pStyle w:val="Prrafodelista"/>
+        <w:pStyle w:val="ListParagraph"/>
         <w:numPr>
           <w:ilvl w:val="0"/>
           <w:numId w:val="1"/>
@@ -598,7 +866,7 @@
     </w:p>
     <w:p>
       <w:pPr>
-        <w:pStyle w:val="Prrafodelista"/>
+        <w:pStyle w:val="ListParagraph"/>
         <w:numPr>
           <w:ilvl w:val="0"/>
           <w:numId w:val="1"/>
@@ -1136,11 +1404,11 @@
     <w:name w:val="Normal"/>
     <w:qFormat/>
   </w:style>
-  <w:style w:type="paragraph" w:styleId="Ttulo1">
+  <w:style w:type="paragraph" w:styleId="Heading1">
     <w:name w:val="heading 1"/>
     <w:basedOn w:val="Normal"/>
     <w:next w:val="Normal"/>
-    <w:link w:val="Ttulo1Car"/>
+    <w:link w:val="Heading1Char"/>
     <w:uiPriority w:val="9"/>
     <w:qFormat/>
     <w:rsid w:val="009C6121"/>
@@ -1157,11 +1425,11 @@
       <w:szCs w:val="40"/>
     </w:rPr>
   </w:style>
-  <w:style w:type="paragraph" w:styleId="Ttulo2">
+  <w:style w:type="paragraph" w:styleId="Heading2">
     <w:name w:val="heading 2"/>
     <w:basedOn w:val="Normal"/>
     <w:next w:val="Normal"/>
-    <w:link w:val="Ttulo2Car"/>
+    <w:link w:val="Heading2Char"/>
     <w:uiPriority w:val="9"/>
     <w:semiHidden/>
     <w:unhideWhenUsed/>
@@ -1180,11 +1448,11 @@
       <w:szCs w:val="32"/>
     </w:rPr>
   </w:style>
-  <w:style w:type="paragraph" w:styleId="Ttulo3">
+  <w:style w:type="paragraph" w:styleId="Heading3">
     <w:name w:val="heading 3"/>
     <w:basedOn w:val="Normal"/>
     <w:next w:val="Normal"/>
-    <w:link w:val="Ttulo3Car"/>
+    <w:link w:val="Heading3Char"/>
     <w:uiPriority w:val="9"/>
     <w:semiHidden/>
     <w:unhideWhenUsed/>
@@ -1203,11 +1471,11 @@
       <w:szCs w:val="28"/>
     </w:rPr>
   </w:style>
-  <w:style w:type="paragraph" w:styleId="Ttulo4">
+  <w:style w:type="paragraph" w:styleId="Heading4">
     <w:name w:val="heading 4"/>
     <w:basedOn w:val="Normal"/>
     <w:next w:val="Normal"/>
-    <w:link w:val="Ttulo4Car"/>
+    <w:link w:val="Heading4Char"/>
     <w:uiPriority w:val="9"/>
     <w:semiHidden/>
     <w:unhideWhenUsed/>
@@ -1226,11 +1494,11 @@
       <w:color w:val="2F5496" w:themeColor="accent1" w:themeShade="BF"/>
     </w:rPr>
   </w:style>
-  <w:style w:type="paragraph" w:styleId="Ttulo5">
+  <w:style w:type="paragraph" w:styleId="Heading5">
     <w:name w:val="heading 5"/>
     <w:basedOn w:val="Normal"/>
     <w:next w:val="Normal"/>
-    <w:link w:val="Ttulo5Car"/>
+    <w:link w:val="Heading5Char"/>
     <w:uiPriority w:val="9"/>
     <w:semiHidden/>
     <w:unhideWhenUsed/>
@@ -1247,11 +1515,11 @@
       <w:color w:val="2F5496" w:themeColor="accent1" w:themeShade="BF"/>
     </w:rPr>
   </w:style>
-  <w:style w:type="paragraph" w:styleId="Ttulo6">
+  <w:style w:type="paragraph" w:styleId="Heading6">
     <w:name w:val="heading 6"/>
     <w:basedOn w:val="Normal"/>
     <w:next w:val="Normal"/>
-    <w:link w:val="Ttulo6Car"/>
+    <w:link w:val="Heading6Char"/>
     <w:uiPriority w:val="9"/>
     <w:semiHidden/>
     <w:unhideWhenUsed/>
@@ -1270,11 +1538,11 @@
       <w:color w:val="595959" w:themeColor="text1" w:themeTint="A6"/>
     </w:rPr>
   </w:style>
-  <w:style w:type="paragraph" w:styleId="Ttulo7">
+  <w:style w:type="paragraph" w:styleId="Heading7">
     <w:name w:val="heading 7"/>
     <w:basedOn w:val="Normal"/>
     <w:next w:val="Normal"/>
-    <w:link w:val="Ttulo7Car"/>
+    <w:link w:val="Heading7Char"/>
     <w:uiPriority w:val="9"/>
     <w:semiHidden/>
     <w:unhideWhenUsed/>
@@ -1291,11 +1559,11 @@
       <w:color w:val="595959" w:themeColor="text1" w:themeTint="A6"/>
     </w:rPr>
   </w:style>
-  <w:style w:type="paragraph" w:styleId="Ttulo8">
+  <w:style w:type="paragraph" w:styleId="Heading8">
     <w:name w:val="heading 8"/>
     <w:basedOn w:val="Normal"/>
     <w:next w:val="Normal"/>
-    <w:link w:val="Ttulo8Car"/>
+    <w:link w:val="Heading8Char"/>
     <w:uiPriority w:val="9"/>
     <w:semiHidden/>
     <w:unhideWhenUsed/>
@@ -1314,11 +1582,11 @@
       <w:color w:val="272727" w:themeColor="text1" w:themeTint="D8"/>
     </w:rPr>
   </w:style>
-  <w:style w:type="paragraph" w:styleId="Ttulo9">
+  <w:style w:type="paragraph" w:styleId="Heading9">
     <w:name w:val="heading 9"/>
     <w:basedOn w:val="Normal"/>
     <w:next w:val="Normal"/>
-    <w:link w:val="Ttulo9Car"/>
+    <w:link w:val="Heading9Char"/>
     <w:uiPriority w:val="9"/>
     <w:semiHidden/>
     <w:unhideWhenUsed/>
@@ -1335,13 +1603,13 @@
       <w:color w:val="272727" w:themeColor="text1" w:themeTint="D8"/>
     </w:rPr>
   </w:style>
-  <w:style w:type="character" w:default="1" w:styleId="Fuentedeprrafopredeter">
+  <w:style w:type="character" w:default="1" w:styleId="DefaultParagraphFont">
     <w:name w:val="Default Paragraph Font"/>
     <w:uiPriority w:val="1"/>
     <w:semiHidden/>
     <w:unhideWhenUsed/>
   </w:style>
-  <w:style w:type="table" w:default="1" w:styleId="Tablanormal">
+  <w:style w:type="table" w:default="1" w:styleId="TableNormal">
     <w:name w:val="Normal Table"/>
     <w:uiPriority w:val="99"/>
     <w:semiHidden/>
@@ -1356,16 +1624,16 @@
       </w:tblCellMar>
     </w:tblPr>
   </w:style>
-  <w:style w:type="numbering" w:default="1" w:styleId="Sinlista">
+  <w:style w:type="numbering" w:default="1" w:styleId="NoList">
     <w:name w:val="No List"/>
     <w:uiPriority w:val="99"/>
     <w:semiHidden/>
     <w:unhideWhenUsed/>
   </w:style>
-  <w:style w:type="character" w:customStyle="1" w:styleId="Ttulo1Car">
-    <w:name w:val="Título 1 Car"/>
-    <w:basedOn w:val="Fuentedeprrafopredeter"/>
-    <w:link w:val="Ttulo1"/>
+  <w:style w:type="character" w:customStyle="1" w:styleId="Heading1Char">
+    <w:name w:val="Heading 1 Char"/>
+    <w:basedOn w:val="DefaultParagraphFont"/>
+    <w:link w:val="Heading1"/>
     <w:uiPriority w:val="9"/>
     <w:rsid w:val="009C6121"/>
     <w:rPr>
@@ -1375,10 +1643,10 @@
       <w:szCs w:val="40"/>
     </w:rPr>
   </w:style>
-  <w:style w:type="character" w:customStyle="1" w:styleId="Ttulo2Car">
-    <w:name w:val="Título 2 Car"/>
-    <w:basedOn w:val="Fuentedeprrafopredeter"/>
-    <w:link w:val="Ttulo2"/>
+  <w:style w:type="character" w:customStyle="1" w:styleId="Heading2Char">
+    <w:name w:val="Heading 2 Char"/>
+    <w:basedOn w:val="DefaultParagraphFont"/>
+    <w:link w:val="Heading2"/>
     <w:uiPriority w:val="9"/>
     <w:semiHidden/>
     <w:rsid w:val="009C6121"/>
@@ -1389,10 +1657,10 @@
       <w:szCs w:val="32"/>
     </w:rPr>
   </w:style>
-  <w:style w:type="character" w:customStyle="1" w:styleId="Ttulo3Car">
-    <w:name w:val="Título 3 Car"/>
-    <w:basedOn w:val="Fuentedeprrafopredeter"/>
-    <w:link w:val="Ttulo3"/>
+  <w:style w:type="character" w:customStyle="1" w:styleId="Heading3Char">
+    <w:name w:val="Heading 3 Char"/>
+    <w:basedOn w:val="DefaultParagraphFont"/>
+    <w:link w:val="Heading3"/>
     <w:uiPriority w:val="9"/>
     <w:semiHidden/>
     <w:rsid w:val="009C6121"/>
@@ -1403,10 +1671,10 @@
       <w:szCs w:val="28"/>
     </w:rPr>
   </w:style>
-  <w:style w:type="character" w:customStyle="1" w:styleId="Ttulo4Car">
-    <w:name w:val="Título 4 Car"/>
-    <w:basedOn w:val="Fuentedeprrafopredeter"/>
-    <w:link w:val="Ttulo4"/>
+  <w:style w:type="character" w:customStyle="1" w:styleId="Heading4Char">
+    <w:name w:val="Heading 4 Char"/>
+    <w:basedOn w:val="DefaultParagraphFont"/>
+    <w:link w:val="Heading4"/>
     <w:uiPriority w:val="9"/>
     <w:semiHidden/>
     <w:rsid w:val="009C6121"/>
@@ -1417,10 +1685,10 @@
       <w:color w:val="2F5496" w:themeColor="accent1" w:themeShade="BF"/>
     </w:rPr>
   </w:style>
-  <w:style w:type="character" w:customStyle="1" w:styleId="Ttulo5Car">
-    <w:name w:val="Título 5 Car"/>
-    <w:basedOn w:val="Fuentedeprrafopredeter"/>
-    <w:link w:val="Ttulo5"/>
+  <w:style w:type="character" w:customStyle="1" w:styleId="Heading5Char">
+    <w:name w:val="Heading 5 Char"/>
+    <w:basedOn w:val="DefaultParagraphFont"/>
+    <w:link w:val="Heading5"/>
     <w:uiPriority w:val="9"/>
     <w:semiHidden/>
     <w:rsid w:val="009C6121"/>
@@ -1429,10 +1697,10 @@
       <w:color w:val="2F5496" w:themeColor="accent1" w:themeShade="BF"/>
     </w:rPr>
   </w:style>
-  <w:style w:type="character" w:customStyle="1" w:styleId="Ttulo6Car">
-    <w:name w:val="Título 6 Car"/>
-    <w:basedOn w:val="Fuentedeprrafopredeter"/>
-    <w:link w:val="Ttulo6"/>
+  <w:style w:type="character" w:customStyle="1" w:styleId="Heading6Char">
+    <w:name w:val="Heading 6 Char"/>
+    <w:basedOn w:val="DefaultParagraphFont"/>
+    <w:link w:val="Heading6"/>
     <w:uiPriority w:val="9"/>
     <w:semiHidden/>
     <w:rsid w:val="009C6121"/>
@@ -1443,10 +1711,10 @@
       <w:color w:val="595959" w:themeColor="text1" w:themeTint="A6"/>
     </w:rPr>
   </w:style>
-  <w:style w:type="character" w:customStyle="1" w:styleId="Ttulo7Car">
-    <w:name w:val="Título 7 Car"/>
-    <w:basedOn w:val="Fuentedeprrafopredeter"/>
-    <w:link w:val="Ttulo7"/>
+  <w:style w:type="character" w:customStyle="1" w:styleId="Heading7Char">
+    <w:name w:val="Heading 7 Char"/>
+    <w:basedOn w:val="DefaultParagraphFont"/>
+    <w:link w:val="Heading7"/>
     <w:uiPriority w:val="9"/>
     <w:semiHidden/>
     <w:rsid w:val="009C6121"/>
@@ -1455,10 +1723,10 @@
       <w:color w:val="595959" w:themeColor="text1" w:themeTint="A6"/>
     </w:rPr>
   </w:style>
-  <w:style w:type="character" w:customStyle="1" w:styleId="Ttulo8Car">
-    <w:name w:val="Título 8 Car"/>
-    <w:basedOn w:val="Fuentedeprrafopredeter"/>
-    <w:link w:val="Ttulo8"/>
+  <w:style w:type="character" w:customStyle="1" w:styleId="Heading8Char">
+    <w:name w:val="Heading 8 Char"/>
+    <w:basedOn w:val="DefaultParagraphFont"/>
+    <w:link w:val="Heading8"/>
     <w:uiPriority w:val="9"/>
     <w:semiHidden/>
     <w:rsid w:val="009C6121"/>
@@ -1469,10 +1737,10 @@
       <w:color w:val="272727" w:themeColor="text1" w:themeTint="D8"/>
     </w:rPr>
   </w:style>
-  <w:style w:type="character" w:customStyle="1" w:styleId="Ttulo9Car">
-    <w:name w:val="Título 9 Car"/>
-    <w:basedOn w:val="Fuentedeprrafopredeter"/>
-    <w:link w:val="Ttulo9"/>
+  <w:style w:type="character" w:customStyle="1" w:styleId="Heading9Char">
+    <w:name w:val="Heading 9 Char"/>
+    <w:basedOn w:val="DefaultParagraphFont"/>
+    <w:link w:val="Heading9"/>
     <w:uiPriority w:val="9"/>
     <w:semiHidden/>
     <w:rsid w:val="009C6121"/>
@@ -1481,11 +1749,11 @@
       <w:color w:val="272727" w:themeColor="text1" w:themeTint="D8"/>
     </w:rPr>
   </w:style>
-  <w:style w:type="paragraph" w:styleId="Ttulo">
+  <w:style w:type="paragraph" w:styleId="Title">
     <w:name w:val="Title"/>
     <w:basedOn w:val="Normal"/>
     <w:next w:val="Normal"/>
-    <w:link w:val="TtuloCar"/>
+    <w:link w:val="TitleChar"/>
     <w:uiPriority w:val="10"/>
     <w:qFormat/>
     <w:rsid w:val="009C6121"/>
@@ -1501,10 +1769,10 @@
       <w:szCs w:val="56"/>
     </w:rPr>
   </w:style>
-  <w:style w:type="character" w:customStyle="1" w:styleId="TtuloCar">
-    <w:name w:val="Título Car"/>
-    <w:basedOn w:val="Fuentedeprrafopredeter"/>
-    <w:link w:val="Ttulo"/>
+  <w:style w:type="character" w:customStyle="1" w:styleId="TitleChar">
+    <w:name w:val="Title Char"/>
+    <w:basedOn w:val="DefaultParagraphFont"/>
+    <w:link w:val="Title"/>
     <w:uiPriority w:val="10"/>
     <w:rsid w:val="009C6121"/>
     <w:rPr>
@@ -1515,11 +1783,11 @@
       <w:szCs w:val="56"/>
     </w:rPr>
   </w:style>
-  <w:style w:type="paragraph" w:styleId="Subttulo">
+  <w:style w:type="paragraph" w:styleId="Subtitle">
     <w:name w:val="Subtitle"/>
     <w:basedOn w:val="Normal"/>
     <w:next w:val="Normal"/>
-    <w:link w:val="SubttuloCar"/>
+    <w:link w:val="SubtitleChar"/>
     <w:uiPriority w:val="11"/>
     <w:qFormat/>
     <w:rsid w:val="009C6121"/>
@@ -1536,10 +1804,10 @@
       <w:szCs w:val="28"/>
     </w:rPr>
   </w:style>
-  <w:style w:type="character" w:customStyle="1" w:styleId="SubttuloCar">
-    <w:name w:val="Subtítulo Car"/>
-    <w:basedOn w:val="Fuentedeprrafopredeter"/>
-    <w:link w:val="Subttulo"/>
+  <w:style w:type="character" w:customStyle="1" w:styleId="SubtitleChar">
+    <w:name w:val="Subtitle Char"/>
+    <w:basedOn w:val="DefaultParagraphFont"/>
+    <w:link w:val="Subtitle"/>
     <w:uiPriority w:val="11"/>
     <w:rsid w:val="009C6121"/>
     <w:rPr>
@@ -1550,11 +1818,11 @@
       <w:szCs w:val="28"/>
     </w:rPr>
   </w:style>
-  <w:style w:type="paragraph" w:styleId="Cita">
+  <w:style w:type="paragraph" w:styleId="Quote">
     <w:name w:val="Quote"/>
     <w:basedOn w:val="Normal"/>
     <w:next w:val="Normal"/>
-    <w:link w:val="CitaCar"/>
+    <w:link w:val="QuoteChar"/>
     <w:uiPriority w:val="29"/>
     <w:qFormat/>
     <w:rsid w:val="009C6121"/>
@@ -1568,10 +1836,10 @@
       <w:color w:val="404040" w:themeColor="text1" w:themeTint="BF"/>
     </w:rPr>
   </w:style>
-  <w:style w:type="character" w:customStyle="1" w:styleId="CitaCar">
-    <w:name w:val="Cita Car"/>
-    <w:basedOn w:val="Fuentedeprrafopredeter"/>
-    <w:link w:val="Cita"/>
+  <w:style w:type="character" w:customStyle="1" w:styleId="QuoteChar">
+    <w:name w:val="Quote Char"/>
+    <w:basedOn w:val="DefaultParagraphFont"/>
+    <w:link w:val="Quote"/>
     <w:uiPriority w:val="29"/>
     <w:rsid w:val="009C6121"/>
     <w:rPr>
@@ -1580,7 +1848,7 @@
       <w:color w:val="404040" w:themeColor="text1" w:themeTint="BF"/>
     </w:rPr>
   </w:style>
-  <w:style w:type="paragraph" w:styleId="Prrafodelista">
+  <w:style w:type="paragraph" w:styleId="ListParagraph">
     <w:name w:val="List Paragraph"/>
     <w:basedOn w:val="Normal"/>
     <w:uiPriority w:val="34"/>
@@ -1591,9 +1859,9 @@
       <w:contextualSpacing/>
     </w:pPr>
   </w:style>
-  <w:style w:type="character" w:styleId="nfasisintenso">
+  <w:style w:type="character" w:styleId="IntenseEmphasis">
     <w:name w:val="Intense Emphasis"/>
-    <w:basedOn w:val="Fuentedeprrafopredeter"/>
+    <w:basedOn w:val="DefaultParagraphFont"/>
     <w:uiPriority w:val="21"/>
     <w:qFormat/>
     <w:rsid w:val="009C6121"/>
@@ -1603,11 +1871,11 @@
       <w:color w:val="2F5496" w:themeColor="accent1" w:themeShade="BF"/>
     </w:rPr>
   </w:style>
-  <w:style w:type="paragraph" w:styleId="Citadestacada">
+  <w:style w:type="paragraph" w:styleId="IntenseQuote">
     <w:name w:val="Intense Quote"/>
     <w:basedOn w:val="Normal"/>
     <w:next w:val="Normal"/>
-    <w:link w:val="CitadestacadaCar"/>
+    <w:link w:val="IntenseQuoteChar"/>
     <w:uiPriority w:val="30"/>
     <w:qFormat/>
     <w:rsid w:val="009C6121"/>
@@ -1626,10 +1894,10 @@
       <w:color w:val="2F5496" w:themeColor="accent1" w:themeShade="BF"/>
     </w:rPr>
   </w:style>
-  <w:style w:type="character" w:customStyle="1" w:styleId="CitadestacadaCar">
-    <w:name w:val="Cita destacada Car"/>
-    <w:basedOn w:val="Fuentedeprrafopredeter"/>
-    <w:link w:val="Citadestacada"/>
+  <w:style w:type="character" w:customStyle="1" w:styleId="IntenseQuoteChar">
+    <w:name w:val="Intense Quote Char"/>
+    <w:basedOn w:val="DefaultParagraphFont"/>
+    <w:link w:val="IntenseQuote"/>
     <w:uiPriority w:val="30"/>
     <w:rsid w:val="009C6121"/>
     <w:rPr>
@@ -1638,9 +1906,9 @@
       <w:color w:val="2F5496" w:themeColor="accent1" w:themeShade="BF"/>
     </w:rPr>
   </w:style>
-  <w:style w:type="character" w:styleId="Referenciaintensa">
+  <w:style w:type="character" w:styleId="IntenseReference">
     <w:name w:val="Intense Reference"/>
-    <w:basedOn w:val="Fuentedeprrafopredeter"/>
+    <w:basedOn w:val="DefaultParagraphFont"/>
     <w:uiPriority w:val="32"/>
     <w:qFormat/>
     <w:rsid w:val="009C6121"/>
@@ -1652,9 +1920,9 @@
       <w:spacing w:val="5"/>
     </w:rPr>
   </w:style>
-  <w:style w:type="character" w:styleId="Hipervnculo">
+  <w:style w:type="character" w:styleId="Hyperlink">
     <w:name w:val="Hyperlink"/>
-    <w:basedOn w:val="Fuentedeprrafopredeter"/>
+    <w:basedOn w:val="DefaultParagraphFont"/>
     <w:uiPriority w:val="99"/>
     <w:unhideWhenUsed/>
     <w:rsid w:val="001C5A26"/>
@@ -1663,9 +1931,9 @@
       <w:u w:val="single"/>
     </w:rPr>
   </w:style>
-  <w:style w:type="character" w:styleId="Mencinsinresolver">
+  <w:style w:type="character" w:styleId="UnresolvedMention">
     <w:name w:val="Unresolved Mention"/>
-    <w:basedOn w:val="Fuentedeprrafopredeter"/>
+    <w:basedOn w:val="DefaultParagraphFont"/>
     <w:uiPriority w:val="99"/>
     <w:semiHidden/>
     <w:unhideWhenUsed/>
